--- a/klagomål/A 37647-2023 FSC-klagomål.docx
+++ b/klagomål/A 37647-2023 FSC-klagomål.docx
@@ -980,7 +980,7 @@
     <w:r>
       <w:tab/>
       <w:tab/>
-      <w:t>2026-10-01</w:t>
+      <w:t>2026-10-02</w:t>
       <w:br/>
       <w:br/>
     </w:r>

--- a/klagomål/A 37647-2023 FSC-klagomål.docx
+++ b/klagomål/A 37647-2023 FSC-klagomål.docx
@@ -980,7 +980,7 @@
     <w:r>
       <w:tab/>
       <w:tab/>
-      <w:t>2026-10-02</w:t>
+      <w:t>2026-10-03</w:t>
       <w:br/>
       <w:br/>
     </w:r>

--- a/klagomål/A 37647-2023 FSC-klagomål.docx
+++ b/klagomål/A 37647-2023 FSC-klagomål.docx
@@ -980,7 +980,7 @@
     <w:r>
       <w:tab/>
       <w:tab/>
-      <w:t>2026-10-03</w:t>
+      <w:t>2026-10-04</w:t>
       <w:br/>
       <w:br/>
     </w:r>

--- a/klagomål/A 37647-2023 FSC-klagomål.docx
+++ b/klagomål/A 37647-2023 FSC-klagomål.docx
@@ -980,7 +980,7 @@
     <w:r>
       <w:tab/>
       <w:tab/>
-      <w:t>2026-10-04</w:t>
+      <w:t>2026-10-05</w:t>
       <w:br/>
       <w:br/>
     </w:r>

--- a/klagomål/A 37647-2023 FSC-klagomål.docx
+++ b/klagomål/A 37647-2023 FSC-klagomål.docx
@@ -980,7 +980,7 @@
     <w:r>
       <w:tab/>
       <w:tab/>
-      <w:t>2026-10-05</w:t>
+      <w:t>2026-10-06</w:t>
       <w:br/>
       <w:br/>
     </w:r>

--- a/klagomål/A 37647-2023 FSC-klagomål.docx
+++ b/klagomål/A 37647-2023 FSC-klagomål.docx
@@ -980,7 +980,7 @@
     <w:r>
       <w:tab/>
       <w:tab/>
-      <w:t>2026-10-06</w:t>
+      <w:t>2026-10-07</w:t>
       <w:br/>
       <w:br/>
     </w:r>

--- a/klagomål/A 37647-2023 FSC-klagomål.docx
+++ b/klagomål/A 37647-2023 FSC-klagomål.docx
@@ -980,7 +980,7 @@
     <w:r>
       <w:tab/>
       <w:tab/>
-      <w:t>2026-10-07</w:t>
+      <w:t>2026-10-08</w:t>
       <w:br/>
       <w:br/>
     </w:r>

--- a/klagomål/A 37647-2023 FSC-klagomål.docx
+++ b/klagomål/A 37647-2023 FSC-klagomål.docx
@@ -980,7 +980,7 @@
     <w:r>
       <w:tab/>
       <w:tab/>
-      <w:t>2026-10-08</w:t>
+      <w:t>2026-10-09</w:t>
       <w:br/>
       <w:br/>
     </w:r>

--- a/klagomål/A 37647-2023 FSC-klagomål.docx
+++ b/klagomål/A 37647-2023 FSC-klagomål.docx
@@ -980,7 +980,7 @@
     <w:r>
       <w:tab/>
       <w:tab/>
-      <w:t>2026-10-09</w:t>
+      <w:t>2026-10-10</w:t>
       <w:br/>
       <w:br/>
     </w:r>

--- a/klagomål/A 37647-2023 FSC-klagomål.docx
+++ b/klagomål/A 37647-2023 FSC-klagomål.docx
@@ -980,7 +980,7 @@
     <w:r>
       <w:tab/>
       <w:tab/>
-      <w:t>2026-10-10</w:t>
+      <w:t>2026-10-11</w:t>
       <w:br/>
       <w:br/>
     </w:r>

--- a/klagomål/A 37647-2023 FSC-klagomål.docx
+++ b/klagomål/A 37647-2023 FSC-klagomål.docx
@@ -980,7 +980,7 @@
     <w:r>
       <w:tab/>
       <w:tab/>
-      <w:t>2026-10-11</w:t>
+      <w:t>2026-10-12</w:t>
       <w:br/>
       <w:br/>
     </w:r>

--- a/klagomål/A 37647-2023 FSC-klagomål.docx
+++ b/klagomål/A 37647-2023 FSC-klagomål.docx
@@ -980,7 +980,7 @@
     <w:r>
       <w:tab/>
       <w:tab/>
-      <w:t>2026-10-12</w:t>
+      <w:t>2026-10-13</w:t>
       <w:br/>
       <w:br/>
     </w:r>

--- a/klagomål/A 37647-2023 FSC-klagomål.docx
+++ b/klagomål/A 37647-2023 FSC-klagomål.docx
@@ -216,12 +216,12 @@
         <w:spacing w:after="240"/>
       </w:pPr>
       <w:r>
-        <w:t>Figur 1. Fyndplatser för naturvårdsarter i och inom 8 meter från avverkningsanmälan. Markörer utan svart kant är placerade på fyndplatsen. Markörer med svart kant är placerade vid sidan av fyndplatsen och har ett svart streck som visar fyndplatsens exakta position. Kartans mittpunktskoordinat är N 6815211, E 481124 i SWEREF 99 TM.</w:t>
+        <w:t>Figur 1. Fyndplatser för naturvårdsarter i och inom 20 meter från avverkningsanmälan. Markörer utan svart kant är placerade på fyndplatsen. Markörer med svart kant är placerade vid sidan av fyndplatsen och har ett svart streck som visar fyndplatsens exakta position. Kartans mittpunktskoordinat är N 6815211, E 481124 i SWEREF 99 TM.</w:t>
       </w:r>
     </w:p>
     <w:p>
       <w:r>
-        <w:t>I och inom 8 meter från avverkningsanmälan finns fynd av 4 naturvårdsarter, varav 3 är rödlistade, 2 är fridlysta och 4 är typiska (T): garnlav (VU, T), tretåig hackspett (NT, T, §4), violettgrå tagellav (NT, T) och tofsmes (T, §4). Se Figur 1.</w:t>
+        <w:t>I och inom 20 meter från avverkningsanmälan finns fynd av 7 naturvårdsarter, varav 4 är rödlistade, 3 är fridlysta och 6 är typiska (T): garnlav (VU, T), sprickporing (VU), tretåig hackspett (NT, T, §4), violettgrå tagellav (NT, T), järpe (T, §4), timmerticka (T) och tofsmes (T, §4). Se Figur 1.</w:t>
       </w:r>
     </w:p>
     <w:p>
@@ -281,6 +281,17 @@
         <w:rPr>
           <w:b/>
         </w:rPr>
+        <w:t>Sprickporing (VU)</w:t>
+      </w:r>
+      <w:r>
+        <w:t>, rödlistad som sårbar, är en sällsynt art som växer på senvuxen gran i lågproduktiva miljöer, ett substrat som nybildas i mycket liten skala i modern produktionsskog. Arten bedöms ha minskat kraftigt, med mer än 30 % över de senaste 20 åren, huvudsakligen på grund av slutavverkningar. I bestånd där arten förekommer måste skogsbruk undvikas. Fler av artens lokaler bör skyddas (SLU Artdatabanken, 2024).</w:t>
+      </w:r>
+    </w:p>
+    <w:p>
+      <w:r>
+        <w:rPr>
+          <w:b/>
+        </w:rPr>
         <w:t>Tretåig hackspett (NT, §4)</w:t>
       </w:r>
       <w:r>
@@ -323,6 +334,64 @@
       </w:r>
       <w:r>
         <w:t xml:space="preserve"> (SLU Artdatabanken, 2024; Nitare &amp; Skogsstyrelsen, 2019).</w:t>
+      </w:r>
+    </w:p>
+    <w:p>
+      <w:r>
+        <w:rPr>
+          <w:b/>
+        </w:rPr>
+        <w:t>Järpe (§4)</w:t>
+      </w:r>
+      <w:r>
+        <w:t xml:space="preserve">, som är upptagen i bilaga 1 och 2 EU:s fågeldirektiv, är mycket stationär inom sitt revir som är minst 25 hektar stort. Livsmiljöerna utgörs av tät barrskog med inblandning av lövträd och en väl utvecklad flerskiktad struktur med bärris och yngre eller undertryckta, täta granar i ett lägre skikt, ofta utmed bäckar och åar inne i den skyddande granskogen. Den överlever inte om dess livsmiljö kalavverkas och är även känslig för röjning, gallring och avverkning där unga granar och lövträd inte sparas i tillräcklig omfattning. Arten finns i sammanhängande grandominerad skog över hela Sverige men förekomsterna är betydligt glesare i Götaland än i övriga landet. Järpe är typisk art för </w:t>
+      </w:r>
+      <w:r>
+        <w:rPr>
+          <w:i/>
+        </w:rPr>
+        <w:t xml:space="preserve">9010 Taiga, 9080 Lövsumpskog </w:t>
+      </w:r>
+      <w:r>
+        <w:t xml:space="preserve">och </w:t>
+      </w:r>
+      <w:r>
+        <w:rPr>
+          <w:i/>
+        </w:rPr>
+        <w:t xml:space="preserve">9740 Skogsbevuxen myr </w:t>
+      </w:r>
+      <w:r>
+        <w:t>(SLU Artdatabanken, 2026).</w:t>
+      </w:r>
+    </w:p>
+    <w:p>
+      <w:r>
+        <w:rPr>
+          <w:b/>
+        </w:rPr>
+        <w:t>Timmerticka</w:t>
+      </w:r>
+      <w:r>
+        <w:t xml:space="preserve"> är typisk art för </w:t>
+      </w:r>
+      <w:r>
+        <w:rPr>
+          <w:i/>
+        </w:rPr>
+        <w:t>9060 Åsbarrskog</w:t>
+      </w:r>
+      <w:r>
+        <w:t>. Bland annat åtgärdsprogramsarten skrovlig flatbagge (NT) samt timmertickgnagare kan påträffas på eller i nära anslutning till fruktkroppar av timmerticka</w:t>
+      </w:r>
+      <w:r>
+        <w:rPr>
+          <w:i/>
+        </w:rPr>
+        <w:t xml:space="preserve"> </w:t>
+      </w:r>
+      <w:r>
+        <w:t>(SLU Artdatabanken, 2026).</w:t>
       </w:r>
     </w:p>
     <w:p>
@@ -451,7 +520,7 @@
         <w:rPr>
           <w:i/>
         </w:rPr>
-        <w:t>I det avverkningsanmälda skogsområdet har 4 naturvårdsarter varav 3 rödlistade arter sina livsmiljöer och växtplatser.</w:t>
+        <w:t>I det avverkningsanmälda skogsområdet har 7 naturvårdsarter varav 4 rödlistade arter sina livsmiljöer och växtplatser.</w:t>
       </w:r>
     </w:p>
     <w:p>
@@ -850,6 +919,64 @@
       </w:r>
       <w:r>
         <w:t>Acta Ornithologica 40(1): 53–60.</w:t>
+      </w:r>
+    </w:p>
+    <w:p>
+      <w:pPr>
+        <w:pStyle w:val="Heading1"/>
+      </w:pPr>
+      <w:r>
+        <w:t>Järpe – ekologi samt krav på livsmiljön</w:t>
+      </w:r>
+    </w:p>
+    <w:p>
+      <w:r>
+        <w:t>Järpe är fridlyst enligt 4§ artskyddsförordningen och upptagen i bilaga 1 och 2 EU:s fågeldirektiv. Den finns i sammanhängande grandominerad skog över hela Sverige men förekomsterna är betydligt glesare i Götaland än i övriga landet. Järpen har sina livsmiljöer i tät barrskog med inblandning av lövträd och en väl utvecklad flerskiktad struktur med bärris och yngre eller undertryckta, täta granar i ett lägre skikt, ofta utmed bäckar och åar inne i den skyddande granskogen (SLU Artdatabanken, 2026).</w:t>
+      </w:r>
+    </w:p>
+    <w:p>
+      <w:r>
+        <w:t xml:space="preserve">Arten behöver lämpliga skogsbestånd om sammanlagt minst 25 hektar. Den är mycket stationär inom sitt revir och när ett par etablerat sig stannar de så länge miljön är intakt. Den undviker öppen mark och förﬂyttar sig sällan över större öppna myrar eller åkermark, och är därför känslig för fragmentering. Järpen överlever inte om dess livsmiljö kalavverkas och är även känslig för röjning, gallring och avverkning där unga granar och lövträd inte sparas i tillräcklig omfattning.  Järpe är typisk art för </w:t>
+      </w:r>
+      <w:r>
+        <w:rPr>
+          <w:i/>
+        </w:rPr>
+        <w:t>9010 Taiga, 9740 Skogsbevuxen myr</w:t>
+      </w:r>
+      <w:r>
+        <w:t xml:space="preserve"> och </w:t>
+      </w:r>
+      <w:r>
+        <w:rPr>
+          <w:i/>
+        </w:rPr>
+        <w:t>9080 Lövsumpskog</w:t>
+      </w:r>
+      <w:r>
+        <w:t xml:space="preserve"> (SLU Artdatabanken, 2026).</w:t>
+      </w:r>
+    </w:p>
+    <w:p>
+      <w:pPr>
+        <w:pStyle w:val="Heading2"/>
+      </w:pPr>
+      <w:r>
+        <w:t>Referenser – järpe</w:t>
+      </w:r>
+    </w:p>
+    <w:p>
+      <w:r>
+        <w:t xml:space="preserve">SLU Artdatabanken, 2026. </w:t>
+      </w:r>
+      <w:r>
+        <w:rPr>
+          <w:i/>
+        </w:rPr>
+        <w:t xml:space="preserve">Artfaktablad. Naturvård – artfakta. </w:t>
+      </w:r>
+      <w:r>
+        <w:t>SLU Artdatabanken, Uppsala</w:t>
       </w:r>
     </w:p>
     <w:sectPr>
@@ -980,7 +1107,7 @@
     <w:r>
       <w:tab/>
       <w:tab/>
-      <w:t>2026-10-13</w:t>
+      <w:t>2026-10-14</w:t>
       <w:br/>
       <w:br/>
     </w:r>

--- a/klagomål/A 37647-2023 FSC-klagomål.docx
+++ b/klagomål/A 37647-2023 FSC-klagomål.docx
@@ -1107,7 +1107,7 @@
     <w:r>
       <w:tab/>
       <w:tab/>
-      <w:t>2026-10-14</w:t>
+      <w:t>2026-10-15</w:t>
       <w:br/>
       <w:br/>
     </w:r>

--- a/klagomål/A 37647-2023 FSC-klagomål.docx
+++ b/klagomål/A 37647-2023 FSC-klagomål.docx
@@ -1107,7 +1107,7 @@
     <w:r>
       <w:tab/>
       <w:tab/>
-      <w:t>2026-10-15</w:t>
+      <w:t>2026-10-16</w:t>
       <w:br/>
       <w:br/>
     </w:r>

--- a/klagomål/A 37647-2023 FSC-klagomål.docx
+++ b/klagomål/A 37647-2023 FSC-klagomål.docx
@@ -1107,7 +1107,7 @@
     <w:r>
       <w:tab/>
       <w:tab/>
-      <w:t>2026-10-16</w:t>
+      <w:t>2026-10-17</w:t>
       <w:br/>
       <w:br/>
     </w:r>

--- a/klagomål/A 37647-2023 FSC-klagomål.docx
+++ b/klagomål/A 37647-2023 FSC-klagomål.docx
@@ -1107,7 +1107,7 @@
     <w:r>
       <w:tab/>
       <w:tab/>
-      <w:t>2026-10-17</w:t>
+      <w:t>2026-10-18</w:t>
       <w:br/>
       <w:br/>
     </w:r>

--- a/klagomål/A 37647-2023 FSC-klagomål.docx
+++ b/klagomål/A 37647-2023 FSC-klagomål.docx
@@ -1107,7 +1107,7 @@
     <w:r>
       <w:tab/>
       <w:tab/>
-      <w:t>2026-10-18</w:t>
+      <w:t>2026-10-19</w:t>
       <w:br/>
       <w:br/>
     </w:r>

--- a/klagomål/A 37647-2023 FSC-klagomål.docx
+++ b/klagomål/A 37647-2023 FSC-klagomål.docx
@@ -1107,7 +1107,7 @@
     <w:r>
       <w:tab/>
       <w:tab/>
-      <w:t>2026-10-19</w:t>
+      <w:t>2026-10-20</w:t>
       <w:br/>
       <w:br/>
     </w:r>

--- a/klagomål/A 37647-2023 FSC-klagomål.docx
+++ b/klagomål/A 37647-2023 FSC-klagomål.docx
@@ -1107,7 +1107,7 @@
     <w:r>
       <w:tab/>
       <w:tab/>
-      <w:t>2026-10-20</w:t>
+      <w:t>2026-10-21</w:t>
       <w:br/>
       <w:br/>
     </w:r>

--- a/klagomål/A 37647-2023 FSC-klagomål.docx
+++ b/klagomål/A 37647-2023 FSC-klagomål.docx
@@ -1107,7 +1107,7 @@
     <w:r>
       <w:tab/>
       <w:tab/>
-      <w:t>2026-10-21</w:t>
+      <w:t>2026-10-22</w:t>
       <w:br/>
       <w:br/>
     </w:r>

--- a/klagomål/A 37647-2023 FSC-klagomål.docx
+++ b/klagomål/A 37647-2023 FSC-klagomål.docx
@@ -1107,7 +1107,7 @@
     <w:r>
       <w:tab/>
       <w:tab/>
-      <w:t>2026-10-22</w:t>
+      <w:t>2026-10-23</w:t>
       <w:br/>
       <w:br/>
     </w:r>

--- a/klagomål/A 37647-2023 FSC-klagomål.docx
+++ b/klagomål/A 37647-2023 FSC-klagomål.docx
@@ -1107,7 +1107,7 @@
     <w:r>
       <w:tab/>
       <w:tab/>
-      <w:t>2026-10-23</w:t>
+      <w:t>2026-10-24</w:t>
       <w:br/>
       <w:br/>
     </w:r>

--- a/klagomål/A 37647-2023 FSC-klagomål.docx
+++ b/klagomål/A 37647-2023 FSC-klagomål.docx
@@ -1107,7 +1107,7 @@
     <w:r>
       <w:tab/>
       <w:tab/>
-      <w:t>2026-10-24</w:t>
+      <w:t>2026-10-25</w:t>
       <w:br/>
       <w:br/>
     </w:r>

--- a/klagomål/A 37647-2023 FSC-klagomål.docx
+++ b/klagomål/A 37647-2023 FSC-klagomål.docx
@@ -1107,7 +1107,7 @@
     <w:r>
       <w:tab/>
       <w:tab/>
-      <w:t>2026-10-25</w:t>
+      <w:t>2026-10-26</w:t>
       <w:br/>
       <w:br/>
     </w:r>

--- a/klagomål/A 37647-2023 FSC-klagomål.docx
+++ b/klagomål/A 37647-2023 FSC-klagomål.docx
@@ -1107,7 +1107,7 @@
     <w:r>
       <w:tab/>
       <w:tab/>
-      <w:t>2026-10-26</w:t>
+      <w:t>2026-10-27</w:t>
       <w:br/>
       <w:br/>
     </w:r>

--- a/klagomål/A 37647-2023 FSC-klagomål.docx
+++ b/klagomål/A 37647-2023 FSC-klagomål.docx
@@ -1107,7 +1107,7 @@
     <w:r>
       <w:tab/>
       <w:tab/>
-      <w:t>2026-10-27</w:t>
+      <w:t>2026-10-28</w:t>
       <w:br/>
       <w:br/>
     </w:r>

--- a/klagomål/A 37647-2023 FSC-klagomål.docx
+++ b/klagomål/A 37647-2023 FSC-klagomål.docx
@@ -1107,7 +1107,7 @@
     <w:r>
       <w:tab/>
       <w:tab/>
-      <w:t>2026-10-28</w:t>
+      <w:t>2026-10-29</w:t>
       <w:br/>
       <w:br/>
     </w:r>

--- a/klagomål/A 37647-2023 FSC-klagomål.docx
+++ b/klagomål/A 37647-2023 FSC-klagomål.docx
@@ -1107,7 +1107,7 @@
     <w:r>
       <w:tab/>
       <w:tab/>
-      <w:t>2026-10-29</w:t>
+      <w:t>2026-10-31</w:t>
       <w:br/>
       <w:br/>
     </w:r>
